--- a/updates/Апдейт_октябрь_2026.docx
+++ b/updates/Апдейт_октябрь_2026.docx
@@ -87,7 +87,7 @@
         <w:pBdr>
           <w:bottom w:val="single" w:color="B0B7C3" w:sz="6" w:space="4"/>
         </w:pBdr>
-        <w:spacing w:after="120" w:before="320"/>
+        <w:spacing w:after="100" w:before="240"/>
       </w:pPr>
       <w:r>
         <w:rPr>
@@ -239,6 +239,62 @@
           <w:szCs w:val="24"/>
         </w:rPr>
         <w:t xml:space="preserve">переживаю, вытяну ли по финансам. Есть план Б, чтобы закрыть вопрос, а дальше спокойно работать.</w:t>
+      </w:r>
+    </w:p>
+    <w:p>
+      <w:pPr>
+        <w:pStyle w:val="ListParagraph"/>
+        <w:numPr>
+          <w:ilvl w:val="0"/>
+          <w:numId w:val="2"/>
+        </w:numPr>
+        <w:spacing w:after="80"/>
+      </w:pPr>
+      <w:r>
+        <w:rPr>
+          <w:rFonts w:ascii="Calibri" w:cs="Calibri" w:eastAsia="Calibri" w:hAnsi="Calibri"/>
+          <w:b/>
+          <w:bCs/>
+          <w:sz w:val="24"/>
+          <w:szCs w:val="24"/>
+        </w:rPr>
+        <w:t xml:space="preserve">Подписка на программу: </w:t>
+      </w:r>
+      <w:r>
+        <w:rPr>
+          <w:rFonts w:ascii="Calibri" w:cs="Calibri" w:eastAsia="Calibri" w:hAnsi="Calibri"/>
+          <w:sz w:val="24"/>
+          <w:szCs w:val="24"/>
+        </w:rPr>
+        <w:t xml:space="preserve">уже 7 компаний арендуют мою программу по подписке. Это вызывает определённый страх: большая ответственность за их данные и работу.</w:t>
+      </w:r>
+    </w:p>
+    <w:p>
+      <w:pPr>
+        <w:pStyle w:val="ListParagraph"/>
+        <w:numPr>
+          <w:ilvl w:val="0"/>
+          <w:numId w:val="2"/>
+        </w:numPr>
+        <w:spacing w:after="80"/>
+      </w:pPr>
+      <w:r>
+        <w:rPr>
+          <w:rFonts w:ascii="Calibri" w:cs="Calibri" w:eastAsia="Calibri" w:hAnsi="Calibri"/>
+          <w:b/>
+          <w:bCs/>
+          <w:sz w:val="24"/>
+          <w:szCs w:val="24"/>
+        </w:rPr>
+        <w:t xml:space="preserve">Бэкапы: </w:t>
+      </w:r>
+      <w:r>
+        <w:rPr>
+          <w:rFonts w:ascii="Calibri" w:cs="Calibri" w:eastAsia="Calibri" w:hAnsi="Calibri"/>
+          <w:sz w:val="24"/>
+          <w:szCs w:val="24"/>
+        </w:rPr>
+        <w:t xml:space="preserve">начал копировать бэкапы на флешку.</w:t>
       </w:r>
     </w:p>
     <w:p>
@@ -247,7 +303,7 @@
         <w:pBdr>
           <w:bottom w:val="single" w:color="B0B7C3" w:sz="6" w:space="4"/>
         </w:pBdr>
-        <w:spacing w:after="120" w:before="320"/>
+        <w:spacing w:after="100" w:before="240"/>
       </w:pPr>
       <w:r>
         <w:rPr>
@@ -351,7 +407,7 @@
         <w:pBdr>
           <w:bottom w:val="single" w:color="B0B7C3" w:sz="6" w:space="4"/>
         </w:pBdr>
-        <w:spacing w:after="120" w:before="320"/>
+        <w:spacing w:after="100" w:before="240"/>
       </w:pPr>
       <w:r>
         <w:rPr>
@@ -381,6 +437,118 @@
           <w:szCs w:val="24"/>
         </w:rPr>
         <w:t xml:space="preserve">В целом всё хорошо, жалоб нет.</w:t>
+      </w:r>
+    </w:p>
+    <w:p>
+      <w:pPr>
+        <w:pStyle w:val="ListParagraph"/>
+        <w:numPr>
+          <w:ilvl w:val="0"/>
+          <w:numId w:val="2"/>
+        </w:numPr>
+        <w:spacing w:after="80"/>
+      </w:pPr>
+      <w:r>
+        <w:rPr>
+          <w:rFonts w:ascii="Calibri" w:cs="Calibri" w:eastAsia="Calibri" w:hAnsi="Calibri"/>
+          <w:b/>
+          <w:bCs/>
+          <w:sz w:val="24"/>
+          <w:szCs w:val="24"/>
+        </w:rPr>
+        <w:t xml:space="preserve">Папа начал ходить в бассейн </w:t>
+      </w:r>
+      <w:r>
+        <w:rPr>
+          <w:rFonts w:ascii="Calibri" w:cs="Calibri" w:eastAsia="Calibri" w:hAnsi="Calibri"/>
+          <w:sz w:val="24"/>
+          <w:szCs w:val="24"/>
+        </w:rPr>
+        <w:t xml:space="preserve">— это отдельное удовольствие.</w:t>
+      </w:r>
+    </w:p>
+    <w:p>
+      <w:pPr>
+        <w:pStyle w:val="ListParagraph"/>
+        <w:numPr>
+          <w:ilvl w:val="0"/>
+          <w:numId w:val="2"/>
+        </w:numPr>
+        <w:spacing w:after="80"/>
+      </w:pPr>
+      <w:r>
+        <w:rPr>
+          <w:rFonts w:ascii="Calibri" w:cs="Calibri" w:eastAsia="Calibri" w:hAnsi="Calibri"/>
+          <w:b/>
+          <w:bCs/>
+          <w:sz w:val="24"/>
+          <w:szCs w:val="24"/>
+        </w:rPr>
+        <w:t xml:space="preserve">Бабушка вернулась из Армении. </w:t>
+      </w:r>
+      <w:r>
+        <w:rPr>
+          <w:rFonts w:ascii="Calibri" w:cs="Calibri" w:eastAsia="Calibri" w:hAnsi="Calibri"/>
+          <w:sz w:val="24"/>
+          <w:szCs w:val="24"/>
+        </w:rPr>
+        <w:t xml:space="preserve">Ей 92 года, она в полном здравии, ходит на своих лыжах по дому.</w:t>
+      </w:r>
+    </w:p>
+    <w:p>
+      <w:pPr>
+        <w:pStyle w:val="ListParagraph"/>
+        <w:numPr>
+          <w:ilvl w:val="0"/>
+          <w:numId w:val="2"/>
+        </w:numPr>
+        <w:spacing w:after="80"/>
+      </w:pPr>
+      <w:r>
+        <w:rPr>
+          <w:rFonts w:ascii="Calibri" w:cs="Calibri" w:eastAsia="Calibri" w:hAnsi="Calibri"/>
+          <w:b/>
+          <w:bCs/>
+          <w:sz w:val="24"/>
+          <w:szCs w:val="24"/>
+        </w:rPr>
+        <w:t xml:space="preserve">Небольшие тёрки между папой и бабушкой </w:t>
+      </w:r>
+      <w:r>
+        <w:rPr>
+          <w:rFonts w:ascii="Calibri" w:cs="Calibri" w:eastAsia="Calibri" w:hAnsi="Calibri"/>
+          <w:sz w:val="24"/>
+          <w:szCs w:val="24"/>
+        </w:rPr>
+        <w:t xml:space="preserve">— за этим интересно наблюдать.</w:t>
+      </w:r>
+    </w:p>
+    <w:p>
+      <w:pPr>
+        <w:pStyle w:val="ListParagraph"/>
+        <w:numPr>
+          <w:ilvl w:val="0"/>
+          <w:numId w:val="2"/>
+        </w:numPr>
+        <w:spacing w:after="80"/>
+      </w:pPr>
+      <w:r>
+        <w:rPr>
+          <w:rFonts w:ascii="Calibri" w:cs="Calibri" w:eastAsia="Calibri" w:hAnsi="Calibri"/>
+          <w:b/>
+          <w:bCs/>
+          <w:sz w:val="24"/>
+          <w:szCs w:val="24"/>
+        </w:rPr>
+        <w:t xml:space="preserve">Мама и Мари немного поругались. </w:t>
+      </w:r>
+      <w:r>
+        <w:rPr>
+          <w:rFonts w:ascii="Calibri" w:cs="Calibri" w:eastAsia="Calibri" w:hAnsi="Calibri"/>
+          <w:sz w:val="24"/>
+          <w:szCs w:val="24"/>
+        </w:rPr>
+        <w:t xml:space="preserve">Мама решила, что пост выложен точечно для неё, и ответила Мари не очень красиво. Мари это не понравилось. Интересно смотреть.</w:t>
       </w:r>
     </w:p>
     <w:p>
@@ -417,7 +585,7 @@
         <w:pBdr>
           <w:bottom w:val="single" w:color="B0B7C3" w:sz="6" w:space="4"/>
         </w:pBdr>
-        <w:spacing w:after="120" w:before="320"/>
+        <w:spacing w:after="100" w:before="240"/>
       </w:pPr>
       <w:r>
         <w:rPr>
@@ -480,7 +648,7 @@
     </w:p>
     <w:p>
       <w:pPr>
-        <w:spacing w:before="400"/>
+        <w:spacing w:before="240"/>
       </w:pPr>
       <w:r>
         <w:rPr>
@@ -496,7 +664,7 @@
     </w:p>
     <w:sectPr>
       <w:pgSz w:w="11906" w:h="16838" w:orient="portrait"/>
-      <w:pgMar w:top="1134" w:right="1134" w:bottom="1134" w:left="1134" w:header="708" w:footer="708" w:gutter="0"/>
+      <w:pgMar w:top="850" w:right="1134" w:bottom="850" w:left="1134" w:header="708" w:footer="708" w:gutter="0"/>
       <w:pgNumType/>
       <w:docGrid w:linePitch="360"/>
     </w:sectPr>
